--- a/docs/practice/실습 4-1_린 원리 적용하기.docx
+++ b/docs/practice/실습 4-1_린 원리 적용하기.docx
@@ -24,9 +24,6 @@
           <w:ilvl w:val="0"/>
           <w:numId w:val="3"/>
         </w:numPr>
-        <w:rPr>
-          <w:rFonts w:hint="eastAsia"/>
-        </w:rPr>
       </w:pPr>
       <w:r>
         <w:rPr>
@@ -118,9 +115,6 @@
           <w:ilvl w:val="0"/>
           <w:numId w:val="3"/>
         </w:numPr>
-        <w:rPr>
-          <w:rFonts w:hint="eastAsia"/>
-        </w:rPr>
       </w:pPr>
       <w:r>
         <w:rPr>
@@ -239,9 +233,6 @@
           <w:ilvl w:val="0"/>
           <w:numId w:val="3"/>
         </w:numPr>
-        <w:rPr>
-          <w:rFonts w:hint="eastAsia"/>
-        </w:rPr>
       </w:pPr>
       <w:r>
         <w:rPr>
@@ -292,7 +283,6 @@
         </w:rPr>
         <w:t xml:space="preserve">최대한 시간을 가지고 </w:t>
       </w:r>
-      <w:proofErr w:type="spellStart"/>
       <w:r>
         <w:rPr>
           <w:rFonts w:hint="eastAsia"/>
@@ -302,7 +292,6 @@
       <w:r>
         <w:t>하여</w:t>
       </w:r>
-      <w:proofErr w:type="spellEnd"/>
       <w:r>
         <w:rPr>
           <w:rFonts w:hint="eastAsia"/>
@@ -310,11 +299,7 @@
         <w:t xml:space="preserve"> 나중에</w:t>
       </w:r>
       <w:r>
-        <w:t xml:space="preserve"> </w:t>
-      </w:r>
-      <w:proofErr w:type="spellStart"/>
-      <w:r>
-        <w:t>재구조화</w:t>
+        <w:t xml:space="preserve"> 재구조화</w:t>
       </w:r>
       <w:r>
         <w:rPr>
@@ -322,7 +307,6 @@
         </w:rPr>
         <w:t>하는</w:t>
       </w:r>
-      <w:proofErr w:type="spellEnd"/>
       <w:r>
         <w:t xml:space="preserve"> 낭비를 방지</w:t>
       </w:r>
@@ -331,6 +315,21 @@
           <w:rFonts w:hint="eastAsia"/>
         </w:rPr>
         <w:t>합니다.</w:t>
+      </w:r>
+    </w:p>
+    <w:p/>
+    <w:p/>
+    <w:p>
+      <w:pPr>
+        <w:rPr>
+          <w:rFonts w:hint="eastAsia"/>
+        </w:rPr>
+      </w:pPr>
+      <w:r>
+        <w:rPr>
+          <w:rFonts w:hint="eastAsia"/>
+        </w:rPr>
+        <w:t>------------[1차 수정]</w:t>
       </w:r>
     </w:p>
     <w:sectPr>
@@ -1255,6 +1254,7 @@
   <w:style w:type="character" w:default="1" w:styleId="a0">
     <w:name w:val="Default Paragraph Font"/>
     <w:uiPriority w:val="1"/>
+    <w:semiHidden/>
     <w:unhideWhenUsed/>
   </w:style>
   <w:style w:type="table" w:default="1" w:styleId="a1">
